--- a/storage/templates/records/5-风险告知书.docx
+++ b/storage/templates/records/5-风险告知书.docx
@@ -600,7 +600,7 @@
           <w:szCs w:val="24"/>
           <w:lang w:val="en-US" w:eastAsia="zh-CN" w:bidi="ar-SA"/>
         </w:rPr>
-        <w:t>{</w:t>
+        <w:t>{{evaluate_do_start_date}}</w:t>
       </w:r>
       <w:r>
         <w:rPr>
@@ -611,7 +611,7 @@
           <w:szCs w:val="24"/>
           <w:lang w:val="en-US" w:eastAsia="zh-CN" w:bidi="ar-SA"/>
         </w:rPr>
-        <w:t>{evaluate_server_sign_pic}}</w:t>
+        <w:t/>
       </w:r>
     </w:p>
     <w:sectPr>
